--- a/TesisWord/Pestañas.docx
+++ b/TesisWord/Pestañas.docx
@@ -7,8 +7,8 @@
         <w:rPr>
           <w:rFonts w:ascii="Arial Black" w:hAnsi="Arial Black" w:cs="Arial"/>
           <w:b/>
-          <w:sz w:val="40"/>
-          <w:szCs w:val="32"/>
+          <w:sz w:val="72"/>
+          <w:szCs w:val="72"/>
         </w:rPr>
       </w:pPr>
       <w:r>
@@ -16,8 +16,8 @@
           <w:rFonts w:ascii="Arial Black" w:hAnsi="Arial Black" w:cs="Arial"/>
           <w:b/>
           <w:noProof/>
-          <w:sz w:val="40"/>
-          <w:szCs w:val="32"/>
+          <w:sz w:val="72"/>
+          <w:szCs w:val="72"/>
           <w:lang w:eastAsia="es-ES"/>
         </w:rPr>
         <w:drawing>
@@ -89,18 +89,18 @@
         <w:rPr>
           <w:rFonts w:ascii="Arial Black" w:hAnsi="Arial Black" w:cs="Arial"/>
           <w:b/>
-          <w:sz w:val="40"/>
-          <w:szCs w:val="32"/>
-        </w:rPr>
-      </w:pPr>
-    </w:p>
-    <w:p>
-      <w:pPr>
-        <w:rPr>
-          <w:rFonts w:ascii="Arial Black" w:hAnsi="Arial Black" w:cs="Arial"/>
-          <w:b/>
-          <w:sz w:val="60"/>
-          <w:szCs w:val="60"/>
+          <w:sz w:val="72"/>
+          <w:szCs w:val="72"/>
+        </w:rPr>
+      </w:pPr>
+    </w:p>
+    <w:p>
+      <w:pPr>
+        <w:rPr>
+          <w:rFonts w:ascii="Arial Black" w:hAnsi="Arial Black" w:cs="Arial"/>
+          <w:b/>
+          <w:sz w:val="72"/>
+          <w:szCs w:val="72"/>
         </w:rPr>
       </w:pPr>
       <w:r>
@@ -108,8 +108,8 @@
           <w:rFonts w:ascii="Arial Black" w:hAnsi="Arial Black" w:cs="Arial"/>
           <w:b/>
           <w:noProof/>
-          <w:sz w:val="60"/>
-          <w:szCs w:val="60"/>
+          <w:sz w:val="72"/>
+          <w:szCs w:val="72"/>
           <w:lang w:eastAsia="es-ES"/>
         </w:rPr>
         <w:drawing>
@@ -179,8 +179,8 @@
         <w:rPr>
           <w:rFonts w:ascii="Arial Black" w:hAnsi="Arial Black" w:cs="Arial"/>
           <w:b/>
-          <w:sz w:val="60"/>
-          <w:szCs w:val="60"/>
+          <w:sz w:val="72"/>
+          <w:szCs w:val="72"/>
         </w:rPr>
         <w:t>CAPÍTULO I</w:t>
       </w:r>
@@ -188,8 +188,8 @@
         <w:rPr>
           <w:rFonts w:ascii="Arial Black" w:hAnsi="Arial Black" w:cs="Arial"/>
           <w:b/>
-          <w:sz w:val="60"/>
-          <w:szCs w:val="60"/>
+          <w:sz w:val="72"/>
+          <w:szCs w:val="72"/>
         </w:rPr>
         <w:br w:type="page"/>
       </w:r>
@@ -199,8 +199,8 @@
         <w:rPr>
           <w:rFonts w:ascii="Arial Black" w:hAnsi="Arial Black" w:cs="Arial"/>
           <w:b/>
-          <w:sz w:val="40"/>
-          <w:szCs w:val="32"/>
+          <w:sz w:val="72"/>
+          <w:szCs w:val="72"/>
         </w:rPr>
       </w:pPr>
       <w:r>
@@ -208,8 +208,8 @@
           <w:rFonts w:ascii="Arial Black" w:hAnsi="Arial Black" w:cs="Arial"/>
           <w:b/>
           <w:noProof/>
-          <w:sz w:val="40"/>
-          <w:szCs w:val="32"/>
+          <w:sz w:val="72"/>
+          <w:szCs w:val="72"/>
           <w:lang w:eastAsia="es-ES"/>
         </w:rPr>
         <w:lastRenderedPageBreak/>
@@ -282,18 +282,18 @@
         <w:rPr>
           <w:rFonts w:ascii="Arial Black" w:hAnsi="Arial Black" w:cs="Arial"/>
           <w:b/>
-          <w:sz w:val="40"/>
-          <w:szCs w:val="32"/>
-        </w:rPr>
-      </w:pPr>
-    </w:p>
-    <w:p>
-      <w:pPr>
-        <w:rPr>
-          <w:rFonts w:ascii="Arial Black" w:hAnsi="Arial Black" w:cs="Arial"/>
-          <w:b/>
-          <w:sz w:val="60"/>
-          <w:szCs w:val="60"/>
+          <w:sz w:val="72"/>
+          <w:szCs w:val="72"/>
+        </w:rPr>
+      </w:pPr>
+    </w:p>
+    <w:p>
+      <w:pPr>
+        <w:rPr>
+          <w:rFonts w:ascii="Arial Black" w:hAnsi="Arial Black" w:cs="Arial"/>
+          <w:b/>
+          <w:sz w:val="72"/>
+          <w:szCs w:val="72"/>
         </w:rPr>
       </w:pPr>
       <w:r>
@@ -301,8 +301,8 @@
           <w:rFonts w:ascii="Arial Black" w:hAnsi="Arial Black" w:cs="Arial"/>
           <w:b/>
           <w:noProof/>
-          <w:sz w:val="60"/>
-          <w:szCs w:val="60"/>
+          <w:sz w:val="72"/>
+          <w:szCs w:val="72"/>
           <w:lang w:eastAsia="es-ES"/>
         </w:rPr>
         <w:drawing>
@@ -372,26 +372,17 @@
         <w:rPr>
           <w:rFonts w:ascii="Arial Black" w:hAnsi="Arial Black" w:cs="Arial"/>
           <w:b/>
-          <w:sz w:val="60"/>
-          <w:szCs w:val="60"/>
-        </w:rPr>
-        <w:t>CAPÍTULO I</w:t>
-      </w:r>
-      <w:r>
-        <w:rPr>
-          <w:rFonts w:ascii="Arial Black" w:hAnsi="Arial Black" w:cs="Arial"/>
-          <w:b/>
-          <w:sz w:val="60"/>
-          <w:szCs w:val="60"/>
-        </w:rPr>
-        <w:t>I</w:t>
-      </w:r>
-      <w:r>
-        <w:rPr>
-          <w:rFonts w:ascii="Arial Black" w:hAnsi="Arial Black" w:cs="Arial"/>
-          <w:b/>
-          <w:sz w:val="60"/>
-          <w:szCs w:val="60"/>
+          <w:sz w:val="72"/>
+          <w:szCs w:val="72"/>
+        </w:rPr>
+        <w:t>CAPÍTULO II</w:t>
+      </w:r>
+      <w:r>
+        <w:rPr>
+          <w:rFonts w:ascii="Arial Black" w:hAnsi="Arial Black" w:cs="Arial"/>
+          <w:b/>
+          <w:sz w:val="72"/>
+          <w:szCs w:val="72"/>
         </w:rPr>
         <w:br w:type="page"/>
       </w:r>
@@ -401,8 +392,8 @@
         <w:rPr>
           <w:rFonts w:ascii="Arial Black" w:hAnsi="Arial Black" w:cs="Arial"/>
           <w:b/>
-          <w:sz w:val="40"/>
-          <w:szCs w:val="32"/>
+          <w:sz w:val="72"/>
+          <w:szCs w:val="72"/>
         </w:rPr>
       </w:pPr>
       <w:r>
@@ -410,8 +401,8 @@
           <w:rFonts w:ascii="Arial Black" w:hAnsi="Arial Black" w:cs="Arial"/>
           <w:b/>
           <w:noProof/>
-          <w:sz w:val="40"/>
-          <w:szCs w:val="32"/>
+          <w:sz w:val="72"/>
+          <w:szCs w:val="72"/>
           <w:lang w:eastAsia="es-ES"/>
         </w:rPr>
         <w:lastRenderedPageBreak/>
@@ -484,18 +475,18 @@
         <w:rPr>
           <w:rFonts w:ascii="Arial Black" w:hAnsi="Arial Black" w:cs="Arial"/>
           <w:b/>
-          <w:sz w:val="40"/>
-          <w:szCs w:val="32"/>
-        </w:rPr>
-      </w:pPr>
-    </w:p>
-    <w:p>
-      <w:pPr>
-        <w:rPr>
-          <w:rFonts w:ascii="Arial Black" w:hAnsi="Arial Black" w:cs="Arial"/>
-          <w:b/>
-          <w:sz w:val="60"/>
-          <w:szCs w:val="60"/>
+          <w:sz w:val="72"/>
+          <w:szCs w:val="72"/>
+        </w:rPr>
+      </w:pPr>
+    </w:p>
+    <w:p>
+      <w:pPr>
+        <w:rPr>
+          <w:rFonts w:ascii="Arial Black" w:hAnsi="Arial Black" w:cs="Arial"/>
+          <w:b/>
+          <w:sz w:val="72"/>
+          <w:szCs w:val="72"/>
         </w:rPr>
       </w:pPr>
       <w:r>
@@ -503,8 +494,8 @@
           <w:rFonts w:ascii="Arial Black" w:hAnsi="Arial Black" w:cs="Arial"/>
           <w:b/>
           <w:noProof/>
-          <w:sz w:val="60"/>
-          <w:szCs w:val="60"/>
+          <w:sz w:val="72"/>
+          <w:szCs w:val="72"/>
           <w:lang w:eastAsia="es-ES"/>
         </w:rPr>
         <w:drawing>
@@ -574,26 +565,17 @@
         <w:rPr>
           <w:rFonts w:ascii="Arial Black" w:hAnsi="Arial Black" w:cs="Arial"/>
           <w:b/>
-          <w:sz w:val="60"/>
-          <w:szCs w:val="60"/>
-        </w:rPr>
-        <w:t>CAPÍTULO I</w:t>
-      </w:r>
-      <w:r>
-        <w:rPr>
-          <w:rFonts w:ascii="Arial Black" w:hAnsi="Arial Black" w:cs="Arial"/>
-          <w:b/>
-          <w:sz w:val="60"/>
-          <w:szCs w:val="60"/>
-        </w:rPr>
-        <w:t>II</w:t>
-      </w:r>
-      <w:r>
-        <w:rPr>
-          <w:rFonts w:ascii="Arial Black" w:hAnsi="Arial Black" w:cs="Arial"/>
-          <w:b/>
-          <w:sz w:val="60"/>
-          <w:szCs w:val="60"/>
+          <w:sz w:val="72"/>
+          <w:szCs w:val="72"/>
+        </w:rPr>
+        <w:t>CAPÍTULO III</w:t>
+      </w:r>
+      <w:r>
+        <w:rPr>
+          <w:rFonts w:ascii="Arial Black" w:hAnsi="Arial Black" w:cs="Arial"/>
+          <w:b/>
+          <w:sz w:val="72"/>
+          <w:szCs w:val="72"/>
         </w:rPr>
         <w:br w:type="page"/>
       </w:r>
@@ -603,8 +585,8 @@
         <w:rPr>
           <w:rFonts w:ascii="Arial Black" w:hAnsi="Arial Black" w:cs="Arial"/>
           <w:b/>
-          <w:sz w:val="40"/>
-          <w:szCs w:val="32"/>
+          <w:sz w:val="72"/>
+          <w:szCs w:val="72"/>
         </w:rPr>
       </w:pPr>
       <w:r>
@@ -612,8 +594,8 @@
           <w:rFonts w:ascii="Arial Black" w:hAnsi="Arial Black" w:cs="Arial"/>
           <w:b/>
           <w:noProof/>
-          <w:sz w:val="40"/>
-          <w:szCs w:val="32"/>
+          <w:sz w:val="72"/>
+          <w:szCs w:val="72"/>
           <w:lang w:eastAsia="es-ES"/>
         </w:rPr>
         <w:lastRenderedPageBreak/>
@@ -686,18 +668,18 @@
         <w:rPr>
           <w:rFonts w:ascii="Arial Black" w:hAnsi="Arial Black" w:cs="Arial"/>
           <w:b/>
-          <w:sz w:val="40"/>
-          <w:szCs w:val="32"/>
-        </w:rPr>
-      </w:pPr>
-    </w:p>
-    <w:p>
-      <w:pPr>
-        <w:rPr>
-          <w:rFonts w:ascii="Arial Black" w:hAnsi="Arial Black" w:cs="Arial"/>
-          <w:b/>
-          <w:sz w:val="60"/>
-          <w:szCs w:val="60"/>
+          <w:sz w:val="72"/>
+          <w:szCs w:val="72"/>
+        </w:rPr>
+      </w:pPr>
+    </w:p>
+    <w:p>
+      <w:pPr>
+        <w:rPr>
+          <w:rFonts w:ascii="Arial Black" w:hAnsi="Arial Black" w:cs="Arial"/>
+          <w:b/>
+          <w:sz w:val="72"/>
+          <w:szCs w:val="72"/>
         </w:rPr>
       </w:pPr>
       <w:r>
@@ -705,8 +687,8 @@
           <w:rFonts w:ascii="Arial Black" w:hAnsi="Arial Black" w:cs="Arial"/>
           <w:b/>
           <w:noProof/>
-          <w:sz w:val="60"/>
-          <w:szCs w:val="60"/>
+          <w:sz w:val="72"/>
+          <w:szCs w:val="72"/>
           <w:lang w:eastAsia="es-ES"/>
         </w:rPr>
         <w:drawing>
@@ -776,26 +758,17 @@
         <w:rPr>
           <w:rFonts w:ascii="Arial Black" w:hAnsi="Arial Black" w:cs="Arial"/>
           <w:b/>
-          <w:sz w:val="60"/>
-          <w:szCs w:val="60"/>
-        </w:rPr>
-        <w:t>CAPÍTULO I</w:t>
-      </w:r>
-      <w:r>
-        <w:rPr>
-          <w:rFonts w:ascii="Arial Black" w:hAnsi="Arial Black" w:cs="Arial"/>
-          <w:b/>
-          <w:sz w:val="60"/>
-          <w:szCs w:val="60"/>
-        </w:rPr>
-        <w:t>V</w:t>
-      </w:r>
-      <w:r>
-        <w:rPr>
-          <w:rFonts w:ascii="Arial Black" w:hAnsi="Arial Black" w:cs="Arial"/>
-          <w:b/>
-          <w:sz w:val="60"/>
-          <w:szCs w:val="60"/>
+          <w:sz w:val="72"/>
+          <w:szCs w:val="72"/>
+        </w:rPr>
+        <w:t>CAPÍTULO IV</w:t>
+      </w:r>
+      <w:r>
+        <w:rPr>
+          <w:rFonts w:ascii="Arial Black" w:hAnsi="Arial Black" w:cs="Arial"/>
+          <w:b/>
+          <w:sz w:val="72"/>
+          <w:szCs w:val="72"/>
         </w:rPr>
         <w:br w:type="page"/>
       </w:r>
@@ -805,8 +778,8 @@
         <w:rPr>
           <w:rFonts w:ascii="Arial Black" w:hAnsi="Arial Black" w:cs="Arial"/>
           <w:b/>
-          <w:sz w:val="40"/>
-          <w:szCs w:val="32"/>
+          <w:sz w:val="72"/>
+          <w:szCs w:val="72"/>
         </w:rPr>
       </w:pPr>
       <w:r>
@@ -814,8 +787,8 @@
           <w:rFonts w:ascii="Arial Black" w:hAnsi="Arial Black" w:cs="Arial"/>
           <w:b/>
           <w:noProof/>
-          <w:sz w:val="40"/>
-          <w:szCs w:val="32"/>
+          <w:sz w:val="72"/>
+          <w:szCs w:val="72"/>
           <w:lang w:eastAsia="es-ES"/>
         </w:rPr>
         <w:lastRenderedPageBreak/>
@@ -888,18 +861,18 @@
         <w:rPr>
           <w:rFonts w:ascii="Arial Black" w:hAnsi="Arial Black" w:cs="Arial"/>
           <w:b/>
-          <w:sz w:val="40"/>
-          <w:szCs w:val="32"/>
-        </w:rPr>
-      </w:pPr>
-    </w:p>
-    <w:p>
-      <w:pPr>
-        <w:rPr>
-          <w:rFonts w:ascii="Arial Black" w:hAnsi="Arial Black" w:cs="Arial"/>
-          <w:b/>
-          <w:sz w:val="60"/>
-          <w:szCs w:val="60"/>
+          <w:sz w:val="72"/>
+          <w:szCs w:val="72"/>
+        </w:rPr>
+      </w:pPr>
+    </w:p>
+    <w:p>
+      <w:pPr>
+        <w:rPr>
+          <w:rFonts w:ascii="Arial Black" w:hAnsi="Arial Black" w:cs="Arial"/>
+          <w:b/>
+          <w:sz w:val="72"/>
+          <w:szCs w:val="72"/>
         </w:rPr>
       </w:pPr>
       <w:r>
@@ -907,8 +880,8 @@
           <w:rFonts w:ascii="Arial Black" w:hAnsi="Arial Black" w:cs="Arial"/>
           <w:b/>
           <w:noProof/>
-          <w:sz w:val="60"/>
-          <w:szCs w:val="60"/>
+          <w:sz w:val="72"/>
+          <w:szCs w:val="72"/>
           <w:lang w:eastAsia="es-ES"/>
         </w:rPr>
         <w:drawing>
@@ -978,8 +951,8 @@
         <w:rPr>
           <w:rFonts w:ascii="Arial Black" w:hAnsi="Arial Black" w:cs="Arial"/>
           <w:b/>
-          <w:sz w:val="60"/>
-          <w:szCs w:val="60"/>
+          <w:sz w:val="72"/>
+          <w:szCs w:val="72"/>
         </w:rPr>
         <w:t>CAPÍTULO V</w:t>
       </w:r>
@@ -987,8 +960,8 @@
         <w:rPr>
           <w:rFonts w:ascii="Arial Black" w:hAnsi="Arial Black" w:cs="Arial"/>
           <w:b/>
-          <w:sz w:val="60"/>
-          <w:szCs w:val="60"/>
+          <w:sz w:val="72"/>
+          <w:szCs w:val="72"/>
         </w:rPr>
         <w:br w:type="page"/>
       </w:r>
@@ -998,8 +971,8 @@
         <w:rPr>
           <w:rFonts w:ascii="Arial Black" w:hAnsi="Arial Black" w:cs="Arial"/>
           <w:b/>
-          <w:sz w:val="40"/>
-          <w:szCs w:val="32"/>
+          <w:sz w:val="72"/>
+          <w:szCs w:val="72"/>
         </w:rPr>
       </w:pPr>
       <w:r>
@@ -1007,8 +980,8 @@
           <w:rFonts w:ascii="Arial Black" w:hAnsi="Arial Black" w:cs="Arial"/>
           <w:b/>
           <w:noProof/>
-          <w:sz w:val="40"/>
-          <w:szCs w:val="32"/>
+          <w:sz w:val="72"/>
+          <w:szCs w:val="72"/>
           <w:lang w:eastAsia="es-ES"/>
         </w:rPr>
         <w:lastRenderedPageBreak/>
@@ -1081,18 +1054,18 @@
         <w:rPr>
           <w:rFonts w:ascii="Arial Black" w:hAnsi="Arial Black" w:cs="Arial"/>
           <w:b/>
-          <w:sz w:val="40"/>
-          <w:szCs w:val="32"/>
-        </w:rPr>
-      </w:pPr>
-    </w:p>
-    <w:p>
-      <w:pPr>
-        <w:rPr>
-          <w:rFonts w:ascii="Arial Black" w:hAnsi="Arial Black" w:cs="Arial"/>
-          <w:b/>
-          <w:sz w:val="60"/>
-          <w:szCs w:val="60"/>
+          <w:sz w:val="72"/>
+          <w:szCs w:val="72"/>
+        </w:rPr>
+      </w:pPr>
+    </w:p>
+    <w:p>
+      <w:pPr>
+        <w:rPr>
+          <w:rFonts w:ascii="Arial Black" w:hAnsi="Arial Black" w:cs="Arial"/>
+          <w:b/>
+          <w:sz w:val="72"/>
+          <w:szCs w:val="72"/>
         </w:rPr>
       </w:pPr>
       <w:r>
@@ -1100,8 +1073,8 @@
           <w:rFonts w:ascii="Arial Black" w:hAnsi="Arial Black" w:cs="Arial"/>
           <w:b/>
           <w:noProof/>
-          <w:sz w:val="60"/>
-          <w:szCs w:val="60"/>
+          <w:sz w:val="72"/>
+          <w:szCs w:val="72"/>
           <w:lang w:eastAsia="es-ES"/>
         </w:rPr>
         <w:drawing>
@@ -1171,8 +1144,8 @@
         <w:rPr>
           <w:rFonts w:ascii="Arial Black" w:hAnsi="Arial Black" w:cs="Arial"/>
           <w:b/>
-          <w:sz w:val="60"/>
-          <w:szCs w:val="60"/>
+          <w:sz w:val="72"/>
+          <w:szCs w:val="72"/>
         </w:rPr>
         <w:t>ANEXOS</w:t>
       </w:r>
@@ -1180,8 +1153,8 @@
         <w:rPr>
           <w:rFonts w:ascii="Arial Black" w:hAnsi="Arial Black" w:cs="Arial"/>
           <w:b/>
-          <w:sz w:val="60"/>
-          <w:szCs w:val="60"/>
+          <w:sz w:val="72"/>
+          <w:szCs w:val="72"/>
         </w:rPr>
         <w:br w:type="page"/>
       </w:r>
@@ -1191,8 +1164,8 @@
         <w:rPr>
           <w:rFonts w:ascii="Arial Black" w:hAnsi="Arial Black" w:cs="Arial"/>
           <w:b/>
-          <w:sz w:val="40"/>
-          <w:szCs w:val="32"/>
+          <w:sz w:val="72"/>
+          <w:szCs w:val="72"/>
         </w:rPr>
       </w:pPr>
       <w:r>
@@ -1200,8 +1173,8 @@
           <w:rFonts w:ascii="Arial Black" w:hAnsi="Arial Black" w:cs="Arial"/>
           <w:b/>
           <w:noProof/>
-          <w:sz w:val="40"/>
-          <w:szCs w:val="32"/>
+          <w:sz w:val="72"/>
+          <w:szCs w:val="72"/>
           <w:lang w:eastAsia="es-ES"/>
         </w:rPr>
         <w:lastRenderedPageBreak/>
@@ -1274,18 +1247,18 @@
         <w:rPr>
           <w:rFonts w:ascii="Arial Black" w:hAnsi="Arial Black" w:cs="Arial"/>
           <w:b/>
-          <w:sz w:val="40"/>
-          <w:szCs w:val="32"/>
-        </w:rPr>
-      </w:pPr>
-    </w:p>
-    <w:p>
-      <w:pPr>
-        <w:rPr>
-          <w:rFonts w:ascii="Arial Black" w:hAnsi="Arial Black" w:cs="Arial"/>
-          <w:b/>
-          <w:sz w:val="60"/>
-          <w:szCs w:val="60"/>
+          <w:sz w:val="72"/>
+          <w:szCs w:val="72"/>
+        </w:rPr>
+      </w:pPr>
+    </w:p>
+    <w:p>
+      <w:pPr>
+        <w:rPr>
+          <w:rFonts w:ascii="Arial Black" w:hAnsi="Arial Black" w:cs="Arial"/>
+          <w:b/>
+          <w:sz w:val="72"/>
+          <w:szCs w:val="72"/>
         </w:rPr>
       </w:pPr>
       <w:r>
@@ -1293,8 +1266,8 @@
           <w:rFonts w:ascii="Arial Black" w:hAnsi="Arial Black" w:cs="Arial"/>
           <w:b/>
           <w:noProof/>
-          <w:sz w:val="60"/>
-          <w:szCs w:val="60"/>
+          <w:sz w:val="72"/>
+          <w:szCs w:val="72"/>
           <w:lang w:eastAsia="es-ES"/>
         </w:rPr>
         <w:drawing>
@@ -1364,224 +1337,13 @@
         <w:rPr>
           <w:rFonts w:ascii="Arial Black" w:hAnsi="Arial Black" w:cs="Arial"/>
           <w:b/>
-          <w:sz w:val="60"/>
-          <w:szCs w:val="60"/>
+          <w:sz w:val="72"/>
+          <w:szCs w:val="72"/>
         </w:rPr>
         <w:t>BIBLIOGRAFIA</w:t>
       </w:r>
-      <w:r>
-        <w:rPr>
-          <w:rFonts w:ascii="Arial Black" w:hAnsi="Arial Black" w:cs="Arial"/>
-          <w:b/>
-          <w:sz w:val="60"/>
-          <w:szCs w:val="60"/>
-        </w:rPr>
-        <w:br w:type="page"/>
-      </w:r>
-    </w:p>
-    <w:p>
-      <w:pPr>
-        <w:rPr>
-          <w:rFonts w:ascii="Arial Black" w:hAnsi="Arial Black" w:cs="Arial"/>
-          <w:b/>
-          <w:sz w:val="40"/>
-          <w:szCs w:val="32"/>
-        </w:rPr>
-      </w:pPr>
-      <w:r>
-        <w:rPr>
-          <w:rFonts w:ascii="Arial Black" w:hAnsi="Arial Black" w:cs="Arial"/>
-          <w:b/>
-          <w:noProof/>
-          <w:sz w:val="40"/>
-          <w:szCs w:val="32"/>
-          <w:lang w:eastAsia="es-ES"/>
-        </w:rPr>
-        <w:lastRenderedPageBreak/>
-        <w:drawing>
-          <wp:anchor distT="0" distB="0" distL="114300" distR="114300" simplePos="0" relativeHeight="251683840" behindDoc="0" locked="0" layoutInCell="1" allowOverlap="1" wp14:anchorId="2E8CA251" wp14:editId="643BD2B1">
-            <wp:simplePos x="0" y="0"/>
-            <wp:positionH relativeFrom="column">
-              <wp:posOffset>5011449</wp:posOffset>
-            </wp:positionH>
-            <wp:positionV relativeFrom="paragraph">
-              <wp:posOffset>-486425</wp:posOffset>
-            </wp:positionV>
-            <wp:extent cx="1314450" cy="9229090"/>
-            <wp:effectExtent l="0" t="0" r="0" b="0"/>
-            <wp:wrapNone/>
-            <wp:docPr id="21" name="Imagen 21" descr="C:\Users\ADMIN\Downloads\elemento_franjas_colores_vivos_transparente (1).png"/>
-            <wp:cNvGraphicFramePr>
-              <a:graphicFrameLocks xmlns:a="http://schemas.openxmlformats.org/drawingml/2006/main" noChangeAspect="1"/>
-            </wp:cNvGraphicFramePr>
-            <a:graphic xmlns:a="http://schemas.openxmlformats.org/drawingml/2006/main">
-              <a:graphicData uri="http://schemas.openxmlformats.org/drawingml/2006/picture">
-                <pic:pic xmlns:pic="http://schemas.openxmlformats.org/drawingml/2006/picture">
-                  <pic:nvPicPr>
-                    <pic:cNvPr id="0" name="Picture 5" descr="C:\Users\ADMIN\Downloads\elemento_franjas_colores_vivos_transparente (1).png"/>
-                    <pic:cNvPicPr>
-                      <a:picLocks noChangeAspect="1" noChangeArrowheads="1"/>
-                    </pic:cNvPicPr>
-                  </pic:nvPicPr>
-                  <pic:blipFill>
-                    <a:blip r:embed="rId6" cstate="print">
-                      <a:extLst>
-                        <a:ext uri="{28A0092B-C50C-407E-A947-70E740481C1C}">
-                          <a14:useLocalDpi xmlns:a14="http://schemas.microsoft.com/office/drawing/2010/main" val="0"/>
-                        </a:ext>
-                      </a:extLst>
-                    </a:blip>
-                    <a:srcRect/>
-                    <a:stretch>
-                      <a:fillRect/>
-                    </a:stretch>
-                  </pic:blipFill>
-                  <pic:spPr bwMode="auto">
-                    <a:xfrm flipH="1">
-                      <a:off x="0" y="0"/>
-                      <a:ext cx="1314450" cy="9229090"/>
-                    </a:xfrm>
-                    <a:prstGeom prst="rect">
-                      <a:avLst/>
-                    </a:prstGeom>
-                    <a:noFill/>
-                    <a:ln>
-                      <a:noFill/>
-                    </a:ln>
-                  </pic:spPr>
-                </pic:pic>
-              </a:graphicData>
-            </a:graphic>
-            <wp14:sizeRelH relativeFrom="page">
-              <wp14:pctWidth>0</wp14:pctWidth>
-            </wp14:sizeRelH>
-            <wp14:sizeRelV relativeFrom="page">
-              <wp14:pctHeight>0</wp14:pctHeight>
-            </wp14:sizeRelV>
-          </wp:anchor>
-        </w:drawing>
-      </w:r>
-    </w:p>
-    <w:p>
-      <w:pPr>
-        <w:rPr>
-          <w:rFonts w:ascii="Arial Black" w:hAnsi="Arial Black" w:cs="Arial"/>
-          <w:b/>
-          <w:sz w:val="40"/>
-          <w:szCs w:val="32"/>
-        </w:rPr>
-      </w:pPr>
-    </w:p>
-    <w:p>
-      <w:pPr>
-        <w:rPr>
-          <w:rFonts w:ascii="Arial Black" w:hAnsi="Arial Black" w:cs="Arial"/>
-          <w:b/>
-          <w:sz w:val="48"/>
-          <w:szCs w:val="32"/>
-        </w:rPr>
-      </w:pPr>
-      <w:r>
-        <w:rPr>
-          <w:rFonts w:ascii="Arial Black" w:hAnsi="Arial Black" w:cs="Arial"/>
-          <w:b/>
-          <w:noProof/>
-          <w:sz w:val="48"/>
-          <w:szCs w:val="32"/>
-          <w:lang w:eastAsia="es-ES"/>
-        </w:rPr>
-        <w:drawing>
-          <wp:anchor distT="0" distB="0" distL="114300" distR="114300" simplePos="0" relativeHeight="251684864" behindDoc="0" locked="0" layoutInCell="1" allowOverlap="1" wp14:anchorId="660EC543" wp14:editId="5FB289EF">
-            <wp:simplePos x="0" y="0"/>
-            <wp:positionH relativeFrom="margin">
-              <wp:align>left</wp:align>
-            </wp:positionH>
-            <wp:positionV relativeFrom="paragraph">
-              <wp:posOffset>7238365</wp:posOffset>
-            </wp:positionV>
-            <wp:extent cx="3171825" cy="1017270"/>
-            <wp:effectExtent l="0" t="0" r="9525" b="0"/>
-            <wp:wrapTopAndBottom/>
-            <wp:docPr id="22" name="Imagen 22" descr="C:\Users\ADMIN\Downloads\TIPOGRAFIA U\Logo\PRINCIPAL\Logo SistemasRecurso 15.png"/>
-            <wp:cNvGraphicFramePr>
-              <a:graphicFrameLocks xmlns:a="http://schemas.openxmlformats.org/drawingml/2006/main" noChangeAspect="1"/>
-            </wp:cNvGraphicFramePr>
-            <a:graphic xmlns:a="http://schemas.openxmlformats.org/drawingml/2006/main">
-              <a:graphicData uri="http://schemas.openxmlformats.org/drawingml/2006/picture">
-                <pic:pic xmlns:pic="http://schemas.openxmlformats.org/drawingml/2006/picture">
-                  <pic:nvPicPr>
-                    <pic:cNvPr id="0" name="Picture 2" descr="C:\Users\ADMIN\Downloads\TIPOGRAFIA U\Logo\PRINCIPAL\Logo SistemasRecurso 15.png"/>
-                    <pic:cNvPicPr>
-                      <a:picLocks noChangeAspect="1" noChangeArrowheads="1"/>
-                    </pic:cNvPicPr>
-                  </pic:nvPicPr>
-                  <pic:blipFill>
-                    <a:blip r:embed="rId7" cstate="print">
-                      <a:extLst>
-                        <a:ext uri="{28A0092B-C50C-407E-A947-70E740481C1C}">
-                          <a14:useLocalDpi xmlns:a14="http://schemas.microsoft.com/office/drawing/2010/main" val="0"/>
-                        </a:ext>
-                      </a:extLst>
-                    </a:blip>
-                    <a:srcRect/>
-                    <a:stretch>
-                      <a:fillRect/>
-                    </a:stretch>
-                  </pic:blipFill>
-                  <pic:spPr bwMode="auto">
-                    <a:xfrm>
-                      <a:off x="0" y="0"/>
-                      <a:ext cx="3171825" cy="1017270"/>
-                    </a:xfrm>
-                    <a:prstGeom prst="rect">
-                      <a:avLst/>
-                    </a:prstGeom>
-                    <a:noFill/>
-                    <a:ln>
-                      <a:noFill/>
-                    </a:ln>
-                  </pic:spPr>
-                </pic:pic>
-              </a:graphicData>
-            </a:graphic>
-            <wp14:sizeRelH relativeFrom="page">
-              <wp14:pctWidth>0</wp14:pctWidth>
-            </wp14:sizeRelH>
-            <wp14:sizeRelV relativeFrom="page">
-              <wp14:pctHeight>0</wp14:pctHeight>
-            </wp14:sizeRelV>
-          </wp:anchor>
-        </w:drawing>
-      </w:r>
-      <w:r>
-        <w:rPr>
-          <w:rFonts w:ascii="Arial Black" w:hAnsi="Arial Black" w:cs="Arial"/>
-          <w:b/>
-          <w:sz w:val="48"/>
-          <w:szCs w:val="32"/>
-        </w:rPr>
-        <w:t>C</w:t>
-      </w:r>
       <w:bookmarkStart w:id="0" w:name="_GoBack"/>
-      <w:r>
-        <w:rPr>
-          <w:rFonts w:ascii="Arial Black" w:hAnsi="Arial Black" w:cs="Arial"/>
-          <w:b/>
-          <w:sz w:val="48"/>
-          <w:szCs w:val="32"/>
-        </w:rPr>
-        <w:t>APÍTUL</w:t>
-      </w:r>
       <w:bookmarkEnd w:id="0"/>
-      <w:r>
-        <w:rPr>
-          <w:rFonts w:ascii="Arial Black" w:hAnsi="Arial Black" w:cs="Arial"/>
-          <w:b/>
-          <w:sz w:val="48"/>
-          <w:szCs w:val="32"/>
-        </w:rPr>
-        <w:t>O I</w:t>
-      </w:r>
     </w:p>
     <w:sectPr>
       <w:pgSz w:w="12240" w:h="15840" w:code="1"/>
@@ -2040,6 +1802,7 @@
   <w:style w:type="character" w:default="1" w:styleId="Fuentedeprrafopredeter">
     <w:name w:val="Default Paragraph Font"/>
     <w:uiPriority w:val="1"/>
+    <w:semiHidden/>
     <w:unhideWhenUsed/>
   </w:style>
   <w:style w:type="table" w:default="1" w:styleId="Tablanormal">
